--- a/lecNote/02_html_css/0728.2_HTML-I.docx
+++ b/lecNote/02_html_css/0728.2_HTML-I.docx
@@ -1,6 +1,6 @@
 
 <file path=word/document.xml><?xml version="1.0" encoding="utf-8"?>
-<w:document xmlns:wpc="http://schemas.microsoft.com/office/word/2010/wordprocessingCanvas" xmlns:cx="http://schemas.microsoft.com/office/drawing/2014/chartex" xmlns:cx1="http://schemas.microsoft.com/office/drawing/2015/9/8/chartex" xmlns:cx2="http://schemas.microsoft.com/office/drawing/2015/10/21/chartex" xmlns:cx3="http://schemas.microsoft.com/office/drawing/2016/5/9/chartex" xmlns:cx4="http://schemas.microsoft.com/office/drawing/2016/5/10/chartex" xmlns:cx5="http://schemas.microsoft.com/office/drawing/2016/5/11/chartex" xmlns:cx6="http://schemas.microsoft.com/office/drawing/2016/5/12/chartex" xmlns:cx7="http://schemas.microsoft.com/office/drawing/2016/5/13/chartex" xmlns:cx8="http://schemas.microsoft.com/office/drawing/2016/5/14/chartex" xmlns:mc="http://schemas.openxmlformats.org/markup-compatibility/2006" xmlns:aink="http://schemas.microsoft.com/office/drawing/2016/ink" xmlns:am3d="http://schemas.microsoft.com/office/drawing/2017/model3d" xmlns:o="urn:schemas-microsoft-com:office:office" xmlns:oel="http://schemas.microsoft.com/office/2019/extlst" xmlns:r="http://schemas.openxmlformats.org/officeDocument/2006/relationships" xmlns:m="http://schemas.openxmlformats.org/officeDocument/2006/math" xmlns:v="urn:schemas-microsoft-com:vml" xmlns:wp14="http://schemas.microsoft.com/office/word/2010/wordprocessingDrawing" xmlns:wp="http://schemas.openxmlformats.org/drawingml/2006/wordprocessingDrawing" xmlns:w10="urn:schemas-microsoft-com:office:word" xmlns:w="http://schemas.openxmlformats.org/wordprocessingml/2006/main" xmlns:w14="http://schemas.microsoft.com/office/word/2010/wordml" xmlns:w15="http://schemas.microsoft.com/office/word/2012/wordml" xmlns:w16cex="http://schemas.microsoft.com/office/word/2018/wordml/cex" xmlns:w16cid="http://schemas.microsoft.com/office/word/2016/wordml/cid" xmlns:w16="http://schemas.microsoft.com/office/word/2018/wordml" xmlns:w16du="http://schemas.microsoft.com/office/word/2023/wordml/word16du" xmlns:w16sdtdh="http://schemas.microsoft.com/office/word/2020/wordml/sdtdatahash" xmlns:w16sdtfl="http://schemas.microsoft.com/office/word/2024/wordml/sdtformatlock" xmlns:w16se="http://schemas.microsoft.com/office/word/2015/wordml/symex" xmlns:wpg="http://schemas.microsoft.com/office/word/2010/wordprocessingGroup" xmlns:wpi="http://schemas.microsoft.com/office/word/2010/wordprocessingInk" xmlns:wne="http://schemas.microsoft.com/office/word/2006/wordml" xmlns:wps="http://schemas.microsoft.com/office/word/2010/wordprocessingShape" mc:Ignorable="w14 w15 w16se w16cid w16 w16cex w16sdtdh w16sdtfl w16du wp14">
+<w:document xmlns:wpc="http://schemas.microsoft.com/office/word/2010/wordprocessingCanvas" xmlns:cx="http://schemas.microsoft.com/office/drawing/2014/chartex" xmlns:cx1="http://schemas.microsoft.com/office/drawing/2015/9/8/chartex" xmlns:cx2="http://schemas.microsoft.com/office/drawing/2015/10/21/chartex" xmlns:cx3="http://schemas.microsoft.com/office/drawing/2016/5/9/chartex" xmlns:cx4="http://schemas.microsoft.com/office/drawing/2016/5/10/chartex" xmlns:cx5="http://schemas.microsoft.com/office/drawing/2016/5/11/chartex" xmlns:cx6="http://schemas.microsoft.com/office/drawing/2016/5/12/chartex" xmlns:cx7="http://schemas.microsoft.com/office/drawing/2016/5/13/chartex" xmlns:cx8="http://schemas.microsoft.com/office/drawing/2016/5/14/chartex" xmlns:mc="http://schemas.openxmlformats.org/markup-compatibility/2006" xmlns:aink="http://schemas.microsoft.com/office/drawing/2016/ink" xmlns:am3d="http://schemas.microsoft.com/office/drawing/2017/model3d" xmlns:o="urn:schemas-microsoft-com:office:office" xmlns:r="http://schemas.openxmlformats.org/officeDocument/2006/relationships" xmlns:m="http://schemas.openxmlformats.org/officeDocument/2006/math" xmlns:v="urn:schemas-microsoft-com:vml" xmlns:wp14="http://schemas.microsoft.com/office/word/2010/wordprocessingDrawing" xmlns:wp="http://schemas.openxmlformats.org/drawingml/2006/wordprocessingDrawing" xmlns:w10="urn:schemas-microsoft-com:office:word" xmlns:w="http://schemas.openxmlformats.org/wordprocessingml/2006/main" xmlns:w14="http://schemas.microsoft.com/office/word/2010/wordml" xmlns:w15="http://schemas.microsoft.com/office/word/2012/wordml" xmlns:w16cid="http://schemas.microsoft.com/office/word/2016/wordml/cid" xmlns:w16se="http://schemas.microsoft.com/office/word/2015/wordml/symex" xmlns:wpg="http://schemas.microsoft.com/office/word/2010/wordprocessingGroup" xmlns:wpi="http://schemas.microsoft.com/office/word/2010/wordprocessingInk" xmlns:wne="http://schemas.microsoft.com/office/word/2006/wordml" xmlns:wps="http://schemas.microsoft.com/office/word/2010/wordprocessingShape" mc:Ignorable="w14 w15 w16se w16cid wp14">
   <w:body>
     <w:p>
       <w:pPr>
@@ -228,27 +228,8 @@
         </w:rPr>
         <w:t>오</w:t>
       </w:r>
-      <w:r>
-        <w:rPr>
-          <w:rFonts w:hint="eastAsia"/>
-          <w:color w:val="984806" w:themeColor="accent6" w:themeShade="80"/>
-        </w:rPr>
-        <w:t>,</w:t>
-      </w:r>
-      <w:r>
-        <w:rPr>
-          <w:rFonts w:asciiTheme="minorEastAsia" w:hAnsiTheme="minorEastAsia" w:hint="eastAsia"/>
-          <w:color w:val="984806" w:themeColor="accent6" w:themeShade="80"/>
-        </w:rPr>
-        <w:t xml:space="preserve"> </w:t>
-      </w:r>
-      <w:r>
-        <w:rPr>
-          <w:rFonts w:hint="eastAsia"/>
-          <w:color w:val="984806" w:themeColor="accent6" w:themeShade="80"/>
-        </w:rPr>
-        <w:t>비디오 태그</w:t>
-      </w:r>
+      <w:bookmarkStart w:id="0" w:name="_GoBack"/>
+      <w:bookmarkEnd w:id="0"/>
     </w:p>
     <w:p>
       <w:pPr>
@@ -16605,7 +16586,7 @@
 </file>
 
 <file path=word/endnotes.xml><?xml version="1.0" encoding="utf-8"?>
-<w:endnotes xmlns:wpc="http://schemas.microsoft.com/office/word/2010/wordprocessingCanvas" xmlns:cx="http://schemas.microsoft.com/office/drawing/2014/chartex" xmlns:cx1="http://schemas.microsoft.com/office/drawing/2015/9/8/chartex" xmlns:cx2="http://schemas.microsoft.com/office/drawing/2015/10/21/chartex" xmlns:cx3="http://schemas.microsoft.com/office/drawing/2016/5/9/chartex" xmlns:cx4="http://schemas.microsoft.com/office/drawing/2016/5/10/chartex" xmlns:cx5="http://schemas.microsoft.com/office/drawing/2016/5/11/chartex" xmlns:cx6="http://schemas.microsoft.com/office/drawing/2016/5/12/chartex" xmlns:cx7="http://schemas.microsoft.com/office/drawing/2016/5/13/chartex" xmlns:cx8="http://schemas.microsoft.com/office/drawing/2016/5/14/chartex" xmlns:mc="http://schemas.openxmlformats.org/markup-compatibility/2006" xmlns:aink="http://schemas.microsoft.com/office/drawing/2016/ink" xmlns:am3d="http://schemas.microsoft.com/office/drawing/2017/model3d" xmlns:o="urn:schemas-microsoft-com:office:office" xmlns:oel="http://schemas.microsoft.com/office/2019/extlst" xmlns:r="http://schemas.openxmlformats.org/officeDocument/2006/relationships" xmlns:m="http://schemas.openxmlformats.org/officeDocument/2006/math" xmlns:v="urn:schemas-microsoft-com:vml" xmlns:wp14="http://schemas.microsoft.com/office/word/2010/wordprocessingDrawing" xmlns:wp="http://schemas.openxmlformats.org/drawingml/2006/wordprocessingDrawing" xmlns:w10="urn:schemas-microsoft-com:office:word" xmlns:w="http://schemas.openxmlformats.org/wordprocessingml/2006/main" xmlns:w14="http://schemas.microsoft.com/office/word/2010/wordml" xmlns:w15="http://schemas.microsoft.com/office/word/2012/wordml" xmlns:w16cex="http://schemas.microsoft.com/office/word/2018/wordml/cex" xmlns:w16cid="http://schemas.microsoft.com/office/word/2016/wordml/cid" xmlns:w16="http://schemas.microsoft.com/office/word/2018/wordml" xmlns:w16du="http://schemas.microsoft.com/office/word/2023/wordml/word16du" xmlns:w16sdtdh="http://schemas.microsoft.com/office/word/2020/wordml/sdtdatahash" xmlns:w16sdtfl="http://schemas.microsoft.com/office/word/2024/wordml/sdtformatlock" xmlns:w16se="http://schemas.microsoft.com/office/word/2015/wordml/symex" xmlns:wpg="http://schemas.microsoft.com/office/word/2010/wordprocessingGroup" xmlns:wpi="http://schemas.microsoft.com/office/word/2010/wordprocessingInk" xmlns:wne="http://schemas.microsoft.com/office/word/2006/wordml" xmlns:wps="http://schemas.microsoft.com/office/word/2010/wordprocessingShape" mc:Ignorable="w14 w15 w16se w16cid w16 w16cex w16sdtdh w16sdtfl w16du wp14">
+<w:endnotes xmlns:wpc="http://schemas.microsoft.com/office/word/2010/wordprocessingCanvas" xmlns:cx="http://schemas.microsoft.com/office/drawing/2014/chartex" xmlns:cx1="http://schemas.microsoft.com/office/drawing/2015/9/8/chartex" xmlns:cx2="http://schemas.microsoft.com/office/drawing/2015/10/21/chartex" xmlns:cx3="http://schemas.microsoft.com/office/drawing/2016/5/9/chartex" xmlns:cx4="http://schemas.microsoft.com/office/drawing/2016/5/10/chartex" xmlns:cx5="http://schemas.microsoft.com/office/drawing/2016/5/11/chartex" xmlns:cx6="http://schemas.microsoft.com/office/drawing/2016/5/12/chartex" xmlns:cx7="http://schemas.microsoft.com/office/drawing/2016/5/13/chartex" xmlns:cx8="http://schemas.microsoft.com/office/drawing/2016/5/14/chartex" xmlns:mc="http://schemas.openxmlformats.org/markup-compatibility/2006" xmlns:aink="http://schemas.microsoft.com/office/drawing/2016/ink" xmlns:am3d="http://schemas.microsoft.com/office/drawing/2017/model3d" xmlns:o="urn:schemas-microsoft-com:office:office" xmlns:r="http://schemas.openxmlformats.org/officeDocument/2006/relationships" xmlns:m="http://schemas.openxmlformats.org/officeDocument/2006/math" xmlns:v="urn:schemas-microsoft-com:vml" xmlns:wp14="http://schemas.microsoft.com/office/word/2010/wordprocessingDrawing" xmlns:wp="http://schemas.openxmlformats.org/drawingml/2006/wordprocessingDrawing" xmlns:w10="urn:schemas-microsoft-com:office:word" xmlns:w="http://schemas.openxmlformats.org/wordprocessingml/2006/main" xmlns:w14="http://schemas.microsoft.com/office/word/2010/wordml" xmlns:w15="http://schemas.microsoft.com/office/word/2012/wordml" xmlns:w16cid="http://schemas.microsoft.com/office/word/2016/wordml/cid" xmlns:w16se="http://schemas.microsoft.com/office/word/2015/wordml/symex" xmlns:wpg="http://schemas.microsoft.com/office/word/2010/wordprocessingGroup" xmlns:wpi="http://schemas.microsoft.com/office/word/2010/wordprocessingInk" xmlns:wne="http://schemas.microsoft.com/office/word/2006/wordml" xmlns:wps="http://schemas.microsoft.com/office/word/2010/wordprocessingShape" mc:Ignorable="w14 w15 w16se w16cid wp14">
   <w:endnote w:type="separator" w:id="-1">
     <w:p>
       <w:pPr>
@@ -16630,7 +16611,7 @@
 </file>
 
 <file path=word/footer1.xml><?xml version="1.0" encoding="utf-8"?>
-<w:ftr xmlns:wpc="http://schemas.microsoft.com/office/word/2010/wordprocessingCanvas" xmlns:cx="http://schemas.microsoft.com/office/drawing/2014/chartex" xmlns:cx1="http://schemas.microsoft.com/office/drawing/2015/9/8/chartex" xmlns:cx2="http://schemas.microsoft.com/office/drawing/2015/10/21/chartex" xmlns:cx3="http://schemas.microsoft.com/office/drawing/2016/5/9/chartex" xmlns:cx4="http://schemas.microsoft.com/office/drawing/2016/5/10/chartex" xmlns:cx5="http://schemas.microsoft.com/office/drawing/2016/5/11/chartex" xmlns:cx6="http://schemas.microsoft.com/office/drawing/2016/5/12/chartex" xmlns:cx7="http://schemas.microsoft.com/office/drawing/2016/5/13/chartex" xmlns:cx8="http://schemas.microsoft.com/office/drawing/2016/5/14/chartex" xmlns:mc="http://schemas.openxmlformats.org/markup-compatibility/2006" xmlns:aink="http://schemas.microsoft.com/office/drawing/2016/ink" xmlns:am3d="http://schemas.microsoft.com/office/drawing/2017/model3d" xmlns:o="urn:schemas-microsoft-com:office:office" xmlns:oel="http://schemas.microsoft.com/office/2019/extlst" xmlns:r="http://schemas.openxmlformats.org/officeDocument/2006/relationships" xmlns:m="http://schemas.openxmlformats.org/officeDocument/2006/math" xmlns:v="urn:schemas-microsoft-com:vml" xmlns:wp14="http://schemas.microsoft.com/office/word/2010/wordprocessingDrawing" xmlns:wp="http://schemas.openxmlformats.org/drawingml/2006/wordprocessingDrawing" xmlns:w10="urn:schemas-microsoft-com:office:word" xmlns:w="http://schemas.openxmlformats.org/wordprocessingml/2006/main" xmlns:w14="http://schemas.microsoft.com/office/word/2010/wordml" xmlns:w15="http://schemas.microsoft.com/office/word/2012/wordml" xmlns:w16cex="http://schemas.microsoft.com/office/word/2018/wordml/cex" xmlns:w16cid="http://schemas.microsoft.com/office/word/2016/wordml/cid" xmlns:w16="http://schemas.microsoft.com/office/word/2018/wordml" xmlns:w16du="http://schemas.microsoft.com/office/word/2023/wordml/word16du" xmlns:w16sdtdh="http://schemas.microsoft.com/office/word/2020/wordml/sdtdatahash" xmlns:w16sdtfl="http://schemas.microsoft.com/office/word/2024/wordml/sdtformatlock" xmlns:w16se="http://schemas.microsoft.com/office/word/2015/wordml/symex" xmlns:wpg="http://schemas.microsoft.com/office/word/2010/wordprocessingGroup" xmlns:wpi="http://schemas.microsoft.com/office/word/2010/wordprocessingInk" xmlns:wne="http://schemas.microsoft.com/office/word/2006/wordml" xmlns:wps="http://schemas.microsoft.com/office/word/2010/wordprocessingShape" mc:Ignorable="w14 w15 w16se w16cid w16 w16cex w16sdtdh w16sdtfl w16du wp14">
+<w:ftr xmlns:wpc="http://schemas.microsoft.com/office/word/2010/wordprocessingCanvas" xmlns:cx="http://schemas.microsoft.com/office/drawing/2014/chartex" xmlns:cx1="http://schemas.microsoft.com/office/drawing/2015/9/8/chartex" xmlns:cx2="http://schemas.microsoft.com/office/drawing/2015/10/21/chartex" xmlns:cx3="http://schemas.microsoft.com/office/drawing/2016/5/9/chartex" xmlns:cx4="http://schemas.microsoft.com/office/drawing/2016/5/10/chartex" xmlns:cx5="http://schemas.microsoft.com/office/drawing/2016/5/11/chartex" xmlns:cx6="http://schemas.microsoft.com/office/drawing/2016/5/12/chartex" xmlns:cx7="http://schemas.microsoft.com/office/drawing/2016/5/13/chartex" xmlns:cx8="http://schemas.microsoft.com/office/drawing/2016/5/14/chartex" xmlns:mc="http://schemas.openxmlformats.org/markup-compatibility/2006" xmlns:aink="http://schemas.microsoft.com/office/drawing/2016/ink" xmlns:am3d="http://schemas.microsoft.com/office/drawing/2017/model3d" xmlns:o="urn:schemas-microsoft-com:office:office" xmlns:r="http://schemas.openxmlformats.org/officeDocument/2006/relationships" xmlns:m="http://schemas.openxmlformats.org/officeDocument/2006/math" xmlns:v="urn:schemas-microsoft-com:vml" xmlns:wp14="http://schemas.microsoft.com/office/word/2010/wordprocessingDrawing" xmlns:wp="http://schemas.openxmlformats.org/drawingml/2006/wordprocessingDrawing" xmlns:w10="urn:schemas-microsoft-com:office:word" xmlns:w="http://schemas.openxmlformats.org/wordprocessingml/2006/main" xmlns:w14="http://schemas.microsoft.com/office/word/2010/wordml" xmlns:w15="http://schemas.microsoft.com/office/word/2012/wordml" xmlns:w16cid="http://schemas.microsoft.com/office/word/2016/wordml/cid" xmlns:w16se="http://schemas.microsoft.com/office/word/2015/wordml/symex" xmlns:wpg="http://schemas.microsoft.com/office/word/2010/wordprocessingGroup" xmlns:wpi="http://schemas.microsoft.com/office/word/2010/wordprocessingInk" xmlns:wne="http://schemas.microsoft.com/office/word/2006/wordml" xmlns:wps="http://schemas.microsoft.com/office/word/2010/wordprocessingShape" mc:Ignorable="w14 w15 w16se w16cid wp14">
   <w:sdt>
     <w:sdtPr>
       <w:id w:val="-1896651231"/>
@@ -16639,6 +16620,7 @@
         <w:docPartUnique/>
       </w:docPartObj>
     </w:sdtPr>
+    <w:sdtEndPr/>
     <w:sdtContent>
       <w:p>
         <w:pPr>
@@ -16686,7 +16668,7 @@
 </file>
 
 <file path=word/footnotes.xml><?xml version="1.0" encoding="utf-8"?>
-<w:footnotes xmlns:wpc="http://schemas.microsoft.com/office/word/2010/wordprocessingCanvas" xmlns:cx="http://schemas.microsoft.com/office/drawing/2014/chartex" xmlns:cx1="http://schemas.microsoft.com/office/drawing/2015/9/8/chartex" xmlns:cx2="http://schemas.microsoft.com/office/drawing/2015/10/21/chartex" xmlns:cx3="http://schemas.microsoft.com/office/drawing/2016/5/9/chartex" xmlns:cx4="http://schemas.microsoft.com/office/drawing/2016/5/10/chartex" xmlns:cx5="http://schemas.microsoft.com/office/drawing/2016/5/11/chartex" xmlns:cx6="http://schemas.microsoft.com/office/drawing/2016/5/12/chartex" xmlns:cx7="http://schemas.microsoft.com/office/drawing/2016/5/13/chartex" xmlns:cx8="http://schemas.microsoft.com/office/drawing/2016/5/14/chartex" xmlns:mc="http://schemas.openxmlformats.org/markup-compatibility/2006" xmlns:aink="http://schemas.microsoft.com/office/drawing/2016/ink" xmlns:am3d="http://schemas.microsoft.com/office/drawing/2017/model3d" xmlns:o="urn:schemas-microsoft-com:office:office" xmlns:oel="http://schemas.microsoft.com/office/2019/extlst" xmlns:r="http://schemas.openxmlformats.org/officeDocument/2006/relationships" xmlns:m="http://schemas.openxmlformats.org/officeDocument/2006/math" xmlns:v="urn:schemas-microsoft-com:vml" xmlns:wp14="http://schemas.microsoft.com/office/word/2010/wordprocessingDrawing" xmlns:wp="http://schemas.openxmlformats.org/drawingml/2006/wordprocessingDrawing" xmlns:w10="urn:schemas-microsoft-com:office:word" xmlns:w="http://schemas.openxmlformats.org/wordprocessingml/2006/main" xmlns:w14="http://schemas.microsoft.com/office/word/2010/wordml" xmlns:w15="http://schemas.microsoft.com/office/word/2012/wordml" xmlns:w16cex="http://schemas.microsoft.com/office/word/2018/wordml/cex" xmlns:w16cid="http://schemas.microsoft.com/office/word/2016/wordml/cid" xmlns:w16="http://schemas.microsoft.com/office/word/2018/wordml" xmlns:w16du="http://schemas.microsoft.com/office/word/2023/wordml/word16du" xmlns:w16sdtdh="http://schemas.microsoft.com/office/word/2020/wordml/sdtdatahash" xmlns:w16sdtfl="http://schemas.microsoft.com/office/word/2024/wordml/sdtformatlock" xmlns:w16se="http://schemas.microsoft.com/office/word/2015/wordml/symex" xmlns:wpg="http://schemas.microsoft.com/office/word/2010/wordprocessingGroup" xmlns:wpi="http://schemas.microsoft.com/office/word/2010/wordprocessingInk" xmlns:wne="http://schemas.microsoft.com/office/word/2006/wordml" xmlns:wps="http://schemas.microsoft.com/office/word/2010/wordprocessingShape" mc:Ignorable="w14 w15 w16se w16cid w16 w16cex w16sdtdh w16sdtfl w16du wp14">
+<w:footnotes xmlns:wpc="http://schemas.microsoft.com/office/word/2010/wordprocessingCanvas" xmlns:cx="http://schemas.microsoft.com/office/drawing/2014/chartex" xmlns:cx1="http://schemas.microsoft.com/office/drawing/2015/9/8/chartex" xmlns:cx2="http://schemas.microsoft.com/office/drawing/2015/10/21/chartex" xmlns:cx3="http://schemas.microsoft.com/office/drawing/2016/5/9/chartex" xmlns:cx4="http://schemas.microsoft.com/office/drawing/2016/5/10/chartex" xmlns:cx5="http://schemas.microsoft.com/office/drawing/2016/5/11/chartex" xmlns:cx6="http://schemas.microsoft.com/office/drawing/2016/5/12/chartex" xmlns:cx7="http://schemas.microsoft.com/office/drawing/2016/5/13/chartex" xmlns:cx8="http://schemas.microsoft.com/office/drawing/2016/5/14/chartex" xmlns:mc="http://schemas.openxmlformats.org/markup-compatibility/2006" xmlns:aink="http://schemas.microsoft.com/office/drawing/2016/ink" xmlns:am3d="http://schemas.microsoft.com/office/drawing/2017/model3d" xmlns:o="urn:schemas-microsoft-com:office:office" xmlns:r="http://schemas.openxmlformats.org/officeDocument/2006/relationships" xmlns:m="http://schemas.openxmlformats.org/officeDocument/2006/math" xmlns:v="urn:schemas-microsoft-com:vml" xmlns:wp14="http://schemas.microsoft.com/office/word/2010/wordprocessingDrawing" xmlns:wp="http://schemas.openxmlformats.org/drawingml/2006/wordprocessingDrawing" xmlns:w10="urn:schemas-microsoft-com:office:word" xmlns:w="http://schemas.openxmlformats.org/wordprocessingml/2006/main" xmlns:w14="http://schemas.microsoft.com/office/word/2010/wordml" xmlns:w15="http://schemas.microsoft.com/office/word/2012/wordml" xmlns:w16cid="http://schemas.microsoft.com/office/word/2016/wordml/cid" xmlns:w16se="http://schemas.microsoft.com/office/word/2015/wordml/symex" xmlns:wpg="http://schemas.microsoft.com/office/word/2010/wordprocessingGroup" xmlns:wpi="http://schemas.microsoft.com/office/word/2010/wordprocessingInk" xmlns:wne="http://schemas.microsoft.com/office/word/2006/wordml" xmlns:wps="http://schemas.microsoft.com/office/word/2010/wordprocessingShape" mc:Ignorable="w14 w15 w16se w16cid wp14">
   <w:footnote w:type="separator" w:id="-1">
     <w:p>
       <w:pPr>
@@ -16711,7 +16693,7 @@
 </file>
 
 <file path=word/numbering.xml><?xml version="1.0" encoding="utf-8"?>
-<w:numbering xmlns:wpc="http://schemas.microsoft.com/office/word/2010/wordprocessingCanvas" xmlns:cx="http://schemas.microsoft.com/office/drawing/2014/chartex" xmlns:cx1="http://schemas.microsoft.com/office/drawing/2015/9/8/chartex" xmlns:cx2="http://schemas.microsoft.com/office/drawing/2015/10/21/chartex" xmlns:cx3="http://schemas.microsoft.com/office/drawing/2016/5/9/chartex" xmlns:cx4="http://schemas.microsoft.com/office/drawing/2016/5/10/chartex" xmlns:cx5="http://schemas.microsoft.com/office/drawing/2016/5/11/chartex" xmlns:cx6="http://schemas.microsoft.com/office/drawing/2016/5/12/chartex" xmlns:cx7="http://schemas.microsoft.com/office/drawing/2016/5/13/chartex" xmlns:cx8="http://schemas.microsoft.com/office/drawing/2016/5/14/chartex" xmlns:mc="http://schemas.openxmlformats.org/markup-compatibility/2006" xmlns:aink="http://schemas.microsoft.com/office/drawing/2016/ink" xmlns:am3d="http://schemas.microsoft.com/office/drawing/2017/model3d" xmlns:o="urn:schemas-microsoft-com:office:office" xmlns:oel="http://schemas.microsoft.com/office/2019/extlst" xmlns:r="http://schemas.openxmlformats.org/officeDocument/2006/relationships" xmlns:m="http://schemas.openxmlformats.org/officeDocument/2006/math" xmlns:v="urn:schemas-microsoft-com:vml" xmlns:wp14="http://schemas.microsoft.com/office/word/2010/wordprocessingDrawing" xmlns:wp="http://schemas.openxmlformats.org/drawingml/2006/wordprocessingDrawing" xmlns:w10="urn:schemas-microsoft-com:office:word" xmlns:w="http://schemas.openxmlformats.org/wordprocessingml/2006/main" xmlns:w14="http://schemas.microsoft.com/office/word/2010/wordml" xmlns:w15="http://schemas.microsoft.com/office/word/2012/wordml" xmlns:w16cex="http://schemas.microsoft.com/office/word/2018/wordml/cex" xmlns:w16cid="http://schemas.microsoft.com/office/word/2016/wordml/cid" xmlns:w16="http://schemas.microsoft.com/office/word/2018/wordml" xmlns:w16du="http://schemas.microsoft.com/office/word/2023/wordml/word16du" xmlns:w16sdtdh="http://schemas.microsoft.com/office/word/2020/wordml/sdtdatahash" xmlns:w16sdtfl="http://schemas.microsoft.com/office/word/2024/wordml/sdtformatlock" xmlns:w16se="http://schemas.microsoft.com/office/word/2015/wordml/symex" xmlns:wpg="http://schemas.microsoft.com/office/word/2010/wordprocessingGroup" xmlns:wpi="http://schemas.microsoft.com/office/word/2010/wordprocessingInk" xmlns:wne="http://schemas.microsoft.com/office/word/2006/wordml" xmlns:wps="http://schemas.microsoft.com/office/word/2010/wordprocessingShape" mc:Ignorable="w14 w15 w16se w16cid w16 w16cex w16sdtdh w16sdtfl w16du wp14">
+<w:numbering xmlns:wpc="http://schemas.microsoft.com/office/word/2010/wordprocessingCanvas" xmlns:cx="http://schemas.microsoft.com/office/drawing/2014/chartex" xmlns:cx1="http://schemas.microsoft.com/office/drawing/2015/9/8/chartex" xmlns:cx2="http://schemas.microsoft.com/office/drawing/2015/10/21/chartex" xmlns:cx3="http://schemas.microsoft.com/office/drawing/2016/5/9/chartex" xmlns:cx4="http://schemas.microsoft.com/office/drawing/2016/5/10/chartex" xmlns:cx5="http://schemas.microsoft.com/office/drawing/2016/5/11/chartex" xmlns:cx6="http://schemas.microsoft.com/office/drawing/2016/5/12/chartex" xmlns:cx7="http://schemas.microsoft.com/office/drawing/2016/5/13/chartex" xmlns:cx8="http://schemas.microsoft.com/office/drawing/2016/5/14/chartex" xmlns:mc="http://schemas.openxmlformats.org/markup-compatibility/2006" xmlns:aink="http://schemas.microsoft.com/office/drawing/2016/ink" xmlns:am3d="http://schemas.microsoft.com/office/drawing/2017/model3d" xmlns:o="urn:schemas-microsoft-com:office:office" xmlns:r="http://schemas.openxmlformats.org/officeDocument/2006/relationships" xmlns:m="http://schemas.openxmlformats.org/officeDocument/2006/math" xmlns:v="urn:schemas-microsoft-com:vml" xmlns:wp14="http://schemas.microsoft.com/office/word/2010/wordprocessingDrawing" xmlns:wp="http://schemas.openxmlformats.org/drawingml/2006/wordprocessingDrawing" xmlns:w10="urn:schemas-microsoft-com:office:word" xmlns:w="http://schemas.openxmlformats.org/wordprocessingml/2006/main" xmlns:w14="http://schemas.microsoft.com/office/word/2010/wordml" xmlns:w15="http://schemas.microsoft.com/office/word/2012/wordml" xmlns:w16cid="http://schemas.microsoft.com/office/word/2016/wordml/cid" xmlns:w16se="http://schemas.microsoft.com/office/word/2015/wordml/symex" xmlns:wpg="http://schemas.microsoft.com/office/word/2010/wordprocessingGroup" xmlns:wpi="http://schemas.microsoft.com/office/word/2010/wordprocessingInk" xmlns:wne="http://schemas.microsoft.com/office/word/2006/wordml" xmlns:wps="http://schemas.microsoft.com/office/word/2010/wordprocessingShape" mc:Ignorable="w14 w15 w16se w16cid wp14">
   <w:abstractNum w:abstractNumId="0" w15:restartNumberingAfterBreak="0">
     <w:nsid w:val="00D77228"/>
     <w:multiLevelType w:val="hybridMultilevel"/>
@@ -17493,32 +17475,32 @@
       </w:rPr>
     </w:lvl>
   </w:abstractNum>
-  <w:num w:numId="1" w16cid:durableId="558327862">
+  <w:num w:numId="1">
     <w:abstractNumId w:val="5"/>
   </w:num>
-  <w:num w:numId="2" w16cid:durableId="1459715104">
+  <w:num w:numId="2">
     <w:abstractNumId w:val="3"/>
   </w:num>
-  <w:num w:numId="3" w16cid:durableId="2110856201">
+  <w:num w:numId="3">
     <w:abstractNumId w:val="6"/>
   </w:num>
-  <w:num w:numId="4" w16cid:durableId="404953413">
+  <w:num w:numId="4">
     <w:abstractNumId w:val="0"/>
   </w:num>
-  <w:num w:numId="5" w16cid:durableId="899900708">
+  <w:num w:numId="5">
     <w:abstractNumId w:val="2"/>
   </w:num>
-  <w:num w:numId="6" w16cid:durableId="1008681583">
+  <w:num w:numId="6">
     <w:abstractNumId w:val="1"/>
   </w:num>
-  <w:num w:numId="7" w16cid:durableId="1084063592">
+  <w:num w:numId="7">
     <w:abstractNumId w:val="4"/>
   </w:num>
 </w:numbering>
 </file>
 
 <file path=word/styles.xml><?xml version="1.0" encoding="utf-8"?>
-<w:styles xmlns:mc="http://schemas.openxmlformats.org/markup-compatibility/2006" xmlns:r="http://schemas.openxmlformats.org/officeDocument/2006/relationships" xmlns:w="http://schemas.openxmlformats.org/wordprocessingml/2006/main" xmlns:w14="http://schemas.microsoft.com/office/word/2010/wordml" xmlns:w15="http://schemas.microsoft.com/office/word/2012/wordml" xmlns:w16cex="http://schemas.microsoft.com/office/word/2018/wordml/cex" xmlns:w16cid="http://schemas.microsoft.com/office/word/2016/wordml/cid" xmlns:w16="http://schemas.microsoft.com/office/word/2018/wordml" xmlns:w16du="http://schemas.microsoft.com/office/word/2023/wordml/word16du" xmlns:w16sdtdh="http://schemas.microsoft.com/office/word/2020/wordml/sdtdatahash" xmlns:w16sdtfl="http://schemas.microsoft.com/office/word/2024/wordml/sdtformatlock" xmlns:w16se="http://schemas.microsoft.com/office/word/2015/wordml/symex" mc:Ignorable="w14 w15 w16se w16cid w16 w16cex w16sdtdh w16sdtfl w16du">
+<w:styles xmlns:mc="http://schemas.openxmlformats.org/markup-compatibility/2006" xmlns:r="http://schemas.openxmlformats.org/officeDocument/2006/relationships" xmlns:w="http://schemas.openxmlformats.org/wordprocessingml/2006/main" xmlns:w14="http://schemas.microsoft.com/office/word/2010/wordml" xmlns:w15="http://schemas.microsoft.com/office/word/2012/wordml" xmlns:w16cid="http://schemas.microsoft.com/office/word/2016/wordml/cid" xmlns:w16se="http://schemas.microsoft.com/office/word/2015/wordml/symex" mc:Ignorable="w14 w15 w16se w16cid">
   <w:docDefaults>
     <w:rPrDefault>
       <w:rPr>
@@ -17535,7 +17517,7 @@
       </w:pPr>
     </w:pPrDefault>
   </w:docDefaults>
-  <w:latentStyles w:defLockedState="0" w:defUIPriority="99" w:defSemiHidden="0" w:defUnhideWhenUsed="0" w:defQFormat="0" w:count="376">
+  <w:latentStyles w:defLockedState="0" w:defUIPriority="99" w:defSemiHidden="0" w:defUnhideWhenUsed="0" w:defQFormat="0" w:count="375">
     <w:lsdException w:name="Normal" w:uiPriority="0" w:qFormat="1"/>
     <w:lsdException w:name="heading 1" w:uiPriority="9" w:qFormat="1"/>
     <w:lsdException w:name="heading 2" w:semiHidden="1" w:uiPriority="9" w:unhideWhenUsed="1" w:qFormat="1"/>
@@ -17911,7 +17893,6 @@
     <w:lsdException w:name="Smart Hyperlink" w:semiHidden="1" w:unhideWhenUsed="1"/>
     <w:lsdException w:name="Hashtag" w:semiHidden="1" w:unhideWhenUsed="1"/>
     <w:lsdException w:name="Unresolved Mention" w:semiHidden="1" w:unhideWhenUsed="1"/>
-    <w:lsdException w:name="Smart Link" w:semiHidden="1" w:unhideWhenUsed="1"/>
   </w:latentStyles>
   <w:style w:type="paragraph" w:default="1" w:styleId="a">
     <w:name w:val="Normal"/>

--- a/lecNote/02_html_css/0728.2_HTML-I.docx
+++ b/lecNote/02_html_css/0728.2_HTML-I.docx
@@ -228,8 +228,6 @@
         </w:rPr>
         <w:t>오</w:t>
       </w:r>
-      <w:bookmarkStart w:id="0" w:name="_GoBack"/>
-      <w:bookmarkEnd w:id="0"/>
     </w:p>
     <w:p>
       <w:pPr>
@@ -12083,6 +12081,15 @@
         <w:ind w:firstLineChars="350" w:firstLine="700"/>
         <w:jc w:val="left"/>
       </w:pPr>
+    </w:p>
+    <w:p>
+      <w:pPr>
+        <w:wordWrap/>
+        <w:adjustRightInd w:val="0"/>
+        <w:spacing w:after="0" w:line="240" w:lineRule="auto"/>
+        <w:ind w:firstLineChars="350" w:firstLine="700"/>
+        <w:jc w:val="left"/>
+      </w:pPr>
       <w:r>
         <w:rPr>
           <w:noProof/>
@@ -12644,6 +12651,7 @@
           <w:sz w:val="19"/>
           <w:szCs w:val="19"/>
         </w:rPr>
+        <w:lastRenderedPageBreak/>
         <w:t>&lt;/</w:t>
       </w:r>
       <w:r>
@@ -12736,7 +12744,6 @@
           <w:sz w:val="19"/>
           <w:szCs w:val="19"/>
         </w:rPr>
-        <w:lastRenderedPageBreak/>
         <w:tab/>
         <w:t>&lt;</w:t>
       </w:r>
@@ -16046,6 +16053,7 @@
           <w:szCs w:val="19"/>
           <w:highlight w:val="white"/>
         </w:rPr>
+        <w:lastRenderedPageBreak/>
         <w:t>&lt;!DOCTYPE html&gt;</w:t>
       </w:r>
     </w:p>
@@ -16102,7 +16110,6 @@
           <w:szCs w:val="19"/>
           <w:highlight w:val="white"/>
         </w:rPr>
-        <w:lastRenderedPageBreak/>
         <w:t>&lt;head&gt;</w:t>
       </w:r>
     </w:p>
@@ -16558,6 +16565,8 @@
           </wp:inline>
         </w:drawing>
       </w:r>
+      <w:bookmarkStart w:id="0" w:name="_GoBack"/>
+      <w:bookmarkEnd w:id="0"/>
     </w:p>
     <w:p>
       <w:pPr>
